--- a/hin/docx/057.content.docx
+++ b/hin/docx/057.content.docx
@@ -150,26 +150,6 @@
           <w:lang w:val="hi_IN" w:bidi="hi_IN"/>
         </w:rPr>
         <w:t>बय</w:t>
-      </w:r>
-      <w:r>
-        <w:rPr>
-          <w:lang w:val="hi_IN" w:bidi="hi_IN"/>
-        </w:rPr>
-      </w:r>
-    </w:p>
-    <w:p>
-      <w:pPr/>
-      <w:r>
-        <w:rPr>
-          <w:lang w:val="hi_IN" w:bidi="hi_IN"/>
-        </w:rPr>
-      </w:r>
-      <w:r>
-        <w:rPr>
-          <w:i/>
-          <w:lang w:val="hi_IN" w:bidi="hi_IN"/>
-        </w:rPr>
-        <w:t>ब्याज, ब्यूला</w:t>
       </w:r>
       <w:r>
         <w:rPr>

--- a/hin/docx/057.content.docx
+++ b/hin/docx/057.content.docx
@@ -19,7 +19,7 @@
         <w:rPr>
           <w:lang w:val="hi_IN" w:bidi="hi_IN"/>
         </w:rPr>
-        <w:t>Resource: बाइबल कोश (टिंडेल)</w:t>
+        <w:t>Resource: Tyndale Open Bible Dictionary</w:t>
       </w:r>
       <w:r>
         <w:rPr>
@@ -112,7 +112,7 @@
         <w:rPr>
           <w:lang w:val="hi_IN" w:bidi="hi_IN"/>
         </w:rPr>
-        <w:t>बाइबल कोश (टिंडेल)</w:t>
+        <w:t>Tyndale Open Bible Dictionary</w:t>
       </w:r>
     </w:p>
     <w:p>

--- a/hin/docx/057.content.docx
+++ b/hin/docx/057.content.docx
@@ -19,7 +19,7 @@
         <w:rPr>
           <w:lang w:val="hi_IN" w:bidi="hi_IN"/>
         </w:rPr>
-        <w:t>Resource: Tyndale Open Bible Dictionary</w:t>
+        <w:t>Resource: Aquifer Open Bible Dictionary</w:t>
       </w:r>
       <w:r>
         <w:rPr>
@@ -112,7 +112,7 @@
         <w:rPr>
           <w:lang w:val="hi_IN" w:bidi="hi_IN"/>
         </w:rPr>
-        <w:t>Tyndale Open Bible Dictionary</w:t>
+        <w:t>Aquifer Open Bible Dictionary</w:t>
       </w:r>
     </w:p>
     <w:p>

--- a/hin/docx/057.content.docx
+++ b/hin/docx/057.content.docx
@@ -338,18 +338,12 @@
         </w:rPr>
         <w:t>एक इब्रानी शब्द जिसे किंग जेम्स वर्जन में यरूशलेम के एक विशेष नाम के रूप में एक बार प्रयोग किया गया है, जो परमेश्वर के लोगो के लिये आशीष के वादे का सुझाव देता है (</w:t>
       </w:r>
-      <w:hyperlink r:id="rId13">
-        <w:r>
-          <w:rPr>
-            <w:lang w:val="hi_IN" w:bidi="hi_IN"/>
-          </w:rPr>
-          <w:rPr>
-            <w:color w:val="0000EE"/>
-            <w:u w:val="single"/>
-          </w:rPr>
-          <w:t>यशा 62:4</w:t>
-        </w:r>
-      </w:hyperlink>
+      <w:r>
+        <w:rPr>
+          <w:lang w:val="hi_IN" w:bidi="hi_IN"/>
+        </w:rPr>
+        <w:t>यशा 62:4</w:t>
+      </w:r>
       <w:r>
         <w:rPr>
           <w:lang w:val="hi_IN" w:bidi="hi_IN"/>
